--- a/ПБД/прак_5/ИКБО-20-23 Кузнецов Л. А. ПБД прак 5.docx
+++ b/ПБД/прак_5/ИКБО-20-23 Кузнецов Л. А. ПБД прак 5.docx
@@ -67,7 +67,7 @@
                           <pic:cNvPicPr/>
                         </pic:nvPicPr>
                         <pic:blipFill>
-                          <a:blip r:embed="rId5" cstate="print">
+                          <a:blip r:embed="rId7" cstate="print">
                             <a:extLst>
                               <a:ext uri="{28A0092B-C50C-407E-A947-70E740481C1C}">
                                 <a14:useLocalDpi xmlns:a14="http://schemas.microsoft.com/office/drawing/2010/main" val="0"/>
@@ -1274,8 +1274,6 @@
           <w:lang w:eastAsia="zh-CN" w:bidi="hi-IN"/>
         </w:rPr>
       </w:pPr>
-      <w:bookmarkStart w:id="1" w:name="_GoBack"/>
-      <w:bookmarkEnd w:id="1"/>
     </w:p>
     <w:p>
       <w:pPr>
@@ -1382,12 +1380,12 @@
         <w:ind w:firstLine="0"/>
         <w:jc w:val="center"/>
       </w:pPr>
-      <w:bookmarkStart w:id="2" w:name="_Toc191280488"/>
+      <w:bookmarkStart w:id="1" w:name="_Toc191280488"/>
       <w:r>
         <w:lastRenderedPageBreak/>
         <w:t>СОДЕРЖАНИЕ</w:t>
       </w:r>
-      <w:bookmarkEnd w:id="2"/>
+      <w:bookmarkEnd w:id="1"/>
     </w:p>
     <w:p>
       <w:pPr>
@@ -1607,13 +1605,7 @@
         <w:t xml:space="preserve"> </w:t>
       </w:r>
       <w:r>
-        <w:t>на основе практ</w:t>
-      </w:r>
-      <w:r>
-        <w:t xml:space="preserve">ической работы №4 спроектировать </w:t>
-      </w:r>
-      <w:r>
-        <w:t xml:space="preserve">логическую схему данных в </w:t>
+        <w:t xml:space="preserve">на основе практической работы №4 спроектировать логическую схему данных в </w:t>
       </w:r>
       <w:proofErr w:type="spellStart"/>
       <w:r>
@@ -1630,13 +1622,7 @@
         <w:t>https://chartdb.io/</w:t>
       </w:r>
       <w:r>
-        <w:t xml:space="preserve">). </w:t>
-      </w:r>
-      <w:r>
-        <w:t>Описать связи</w:t>
-      </w:r>
-      <w:r>
-        <w:t xml:space="preserve"> сущностей.</w:t>
+        <w:t>). Описать связи сущностей.</w:t>
       </w:r>
     </w:p>
     <w:p>
@@ -1673,19 +1659,7 @@
         <w:rPr>
           <w:szCs w:val="28"/>
         </w:rPr>
-        <w:t xml:space="preserve">На рисунке 1 представлена </w:t>
-      </w:r>
-      <w:r>
-        <w:rPr>
-          <w:szCs w:val="28"/>
-        </w:rPr>
-        <w:t>логическая</w:t>
-      </w:r>
-      <w:r>
-        <w:rPr>
-          <w:szCs w:val="28"/>
-        </w:rPr>
-        <w:t xml:space="preserve"> модель данных выбранной функциональной области «</w:t>
+        <w:t>На рисунке 1 представлена логическая модель данных выбранной функциональной области «</w:t>
       </w:r>
       <w:r>
         <w:t>Продажа онлайн-</w:t>
@@ -1701,10 +1675,10 @@
       </w:pPr>
       <w:r>
         <w:drawing>
-          <wp:inline distT="0" distB="0" distL="0" distR="0" wp14:anchorId="410B7799" wp14:editId="6FF80770">
-            <wp:extent cx="5135526" cy="3917383"/>
-            <wp:effectExtent l="0" t="0" r="8255" b="6985"/>
-            <wp:docPr id="2" name="Рисунок 2"/>
+          <wp:inline distT="0" distB="0" distL="0" distR="0" wp14:anchorId="26BB3E16" wp14:editId="706ED8E5">
+            <wp:extent cx="5054842" cy="3859618"/>
+            <wp:effectExtent l="0" t="0" r="0" b="7620"/>
+            <wp:docPr id="1" name="Рисунок 1"/>
             <wp:cNvGraphicFramePr>
               <a:graphicFrameLocks xmlns:a="http://schemas.openxmlformats.org/drawingml/2006/main" noChangeAspect="1"/>
             </wp:cNvGraphicFramePr>
@@ -1716,7 +1690,7 @@
                     <pic:cNvPicPr/>
                   </pic:nvPicPr>
                   <pic:blipFill>
-                    <a:blip r:embed="rId6"/>
+                    <a:blip r:embed="rId8"/>
                     <a:stretch>
                       <a:fillRect/>
                     </a:stretch>
@@ -1724,7 +1698,7 @@
                   <pic:spPr>
                     <a:xfrm>
                       <a:off x="0" y="0"/>
-                      <a:ext cx="5153358" cy="3930985"/>
+                      <a:ext cx="5068231" cy="3869841"/>
                     </a:xfrm>
                     <a:prstGeom prst="rect">
                       <a:avLst/>
@@ -1866,15 +1840,7 @@
                 <w:spacing w:val="-2"/>
                 <w:sz w:val="24"/>
               </w:rPr>
-              <w:t>Описание</w:t>
-            </w:r>
-            <w:r>
-              <w:rPr>
-                <w:b/>
-                <w:spacing w:val="-2"/>
-                <w:sz w:val="24"/>
-              </w:rPr>
-              <w:t xml:space="preserve"> связи</w:t>
+              <w:t>Описание связи</w:t>
             </w:r>
           </w:p>
         </w:tc>
@@ -2487,7 +2453,7 @@
               <w:rPr>
                 <w:sz w:val="24"/>
               </w:rPr>
-              <w:t>Один к одному</w:t>
+              <w:t>Один ко многим</w:t>
             </w:r>
           </w:p>
         </w:tc>
@@ -2508,14 +2474,32 @@
               <w:rPr>
                 <w:sz w:val="24"/>
               </w:rPr>
-              <w:t xml:space="preserve">Преподаватель может иметь только одну </w:t>
+              <w:t>Преподаватель может иметь только одну</w:t>
+            </w:r>
+            <w:r>
+              <w:rPr>
+                <w:sz w:val="24"/>
+              </w:rPr>
+              <w:t xml:space="preserve"> </w:t>
             </w:r>
             <w:r>
               <w:rPr>
                 <w:sz w:val="24"/>
               </w:rPr>
               <w:lastRenderedPageBreak/>
-              <w:t>должность. Должность соотносится исключительно с одним преподавателем</w:t>
+              <w:t xml:space="preserve">должность. </w:t>
+            </w:r>
+            <w:r>
+              <w:rPr>
+                <w:sz w:val="24"/>
+              </w:rPr>
+              <w:t xml:space="preserve">Должность </w:t>
+            </w:r>
+            <w:r>
+              <w:rPr>
+                <w:sz w:val="24"/>
+              </w:rPr>
+              <w:t>может относиться ко многим преподавателям</w:t>
             </w:r>
           </w:p>
         </w:tc>
@@ -2584,7 +2568,19 @@
               <w:rPr>
                 <w:sz w:val="24"/>
               </w:rPr>
-              <w:t>Один к одному</w:t>
+              <w:t>Один к</w:t>
+            </w:r>
+            <w:r>
+              <w:rPr>
+                <w:sz w:val="24"/>
+              </w:rPr>
+              <w:t xml:space="preserve">о </w:t>
+            </w:r>
+            <w:r>
+              <w:rPr>
+                <w:sz w:val="24"/>
+              </w:rPr>
+              <w:t>многим</w:t>
             </w:r>
           </w:p>
         </w:tc>
@@ -2605,31 +2601,25 @@
               <w:rPr>
                 <w:sz w:val="24"/>
               </w:rPr>
-              <w:t>Сотрудник</w:t>
-            </w:r>
-            <w:r>
-              <w:rPr>
-                <w:sz w:val="24"/>
-              </w:rPr>
-              <w:t xml:space="preserve"> может иметь только одну должность. Должность соотносится исключительно с одним </w:t>
-            </w:r>
-            <w:r>
-              <w:rPr>
-                <w:sz w:val="24"/>
-              </w:rPr>
-              <w:t>с</w:t>
-            </w:r>
-            <w:r>
-              <w:rPr>
-                <w:sz w:val="24"/>
-              </w:rPr>
-              <w:t>отрудник</w:t>
-            </w:r>
-            <w:r>
-              <w:rPr>
-                <w:sz w:val="24"/>
-              </w:rPr>
-              <w:t>ом</w:t>
+              <w:t xml:space="preserve">Сотрудник может иметь только одну должность. </w:t>
+            </w:r>
+            <w:r>
+              <w:rPr>
+                <w:sz w:val="24"/>
+              </w:rPr>
+              <w:t xml:space="preserve">Должность может относиться ко многим </w:t>
+            </w:r>
+            <w:r>
+              <w:rPr>
+                <w:sz w:val="24"/>
+              </w:rPr>
+              <w:t>сотрудника</w:t>
+            </w:r>
+            <w:r>
+              <w:rPr>
+                <w:sz w:val="24"/>
+              </w:rPr>
+              <w:t>м</w:t>
             </w:r>
           </w:p>
         </w:tc>
@@ -2959,14 +2949,7 @@
                 <w:spacing w:val="-2"/>
                 <w:sz w:val="24"/>
               </w:rPr>
-              <w:t>Многие</w:t>
-            </w:r>
-            <w:r>
-              <w:rPr>
-                <w:spacing w:val="-2"/>
-                <w:sz w:val="24"/>
-              </w:rPr>
-              <w:t xml:space="preserve"> к одному</w:t>
+              <w:t>Многие к одному</w:t>
             </w:r>
           </w:p>
         </w:tc>
@@ -2988,31 +2971,7 @@
               <w:rPr>
                 <w:sz w:val="24"/>
               </w:rPr>
-              <w:t>Пользователь может относиться исключительно к одной карте лояльности. Одна карта лояльности может относиться ко мно</w:t>
-            </w:r>
-            <w:r>
-              <w:rPr>
-                <w:sz w:val="24"/>
-              </w:rPr>
-              <w:t>жеству пользова</w:t>
-            </w:r>
-            <w:r>
-              <w:rPr>
-                <w:sz w:val="24"/>
-              </w:rPr>
-              <w:t>тел</w:t>
-            </w:r>
-            <w:r>
-              <w:rPr>
-                <w:sz w:val="24"/>
-              </w:rPr>
-              <w:t>е</w:t>
-            </w:r>
-            <w:r>
-              <w:rPr>
-                <w:sz w:val="24"/>
-              </w:rPr>
-              <w:t>й</w:t>
+              <w:t>Пользователь может относиться исключительно к одной карте лояльности. Одна карта лояльности может относиться ко множеству пользователей</w:t>
             </w:r>
           </w:p>
         </w:tc>
@@ -3098,26 +3057,14 @@
               <w:rPr>
                 <w:sz w:val="24"/>
               </w:rPr>
-              <w:t xml:space="preserve">Пользователь может участвовать во множестве транзакций одновременно. Одна транзакция </w:t>
+              <w:t xml:space="preserve">Пользователь может участвовать во множестве транзакций одновременно. Одна транзакция относиться исключительно к </w:t>
             </w:r>
             <w:r>
               <w:rPr>
                 <w:sz w:val="24"/>
               </w:rPr>
               <w:lastRenderedPageBreak/>
-              <w:t>относиться и</w:t>
-            </w:r>
-            <w:r>
-              <w:rPr>
-                <w:sz w:val="24"/>
-              </w:rPr>
-              <w:t>сключительно к одному пользовате</w:t>
-            </w:r>
-            <w:r>
-              <w:rPr>
-                <w:sz w:val="24"/>
-              </w:rPr>
-              <w:t>лю</w:t>
+              <w:t>одному пользователю</w:t>
             </w:r>
           </w:p>
         </w:tc>
@@ -3205,6 +3152,218 @@
               </w:rPr>
               <w:t>Один пользователь может оставить множество отзывов. Один отзыв относится исключительно к одному пользователю</w:t>
             </w:r>
+          </w:p>
+        </w:tc>
+      </w:tr>
+      <w:tr>
+        <w:tc>
+          <w:tcPr>
+            <w:tcW w:w="2265" w:type="dxa"/>
+            <w:vMerge/>
+          </w:tcPr>
+          <w:p>
+            <w:pPr>
+              <w:pStyle w:val="TableParagraph"/>
+              <w:spacing w:line="275" w:lineRule="exact"/>
+              <w:ind w:left="105"/>
+              <w:rPr>
+                <w:spacing w:val="-2"/>
+                <w:sz w:val="24"/>
+              </w:rPr>
+            </w:pPr>
+          </w:p>
+        </w:tc>
+        <w:tc>
+          <w:tcPr>
+            <w:tcW w:w="2559" w:type="dxa"/>
+          </w:tcPr>
+          <w:p>
+            <w:pPr>
+              <w:pStyle w:val="TableParagraph"/>
+              <w:spacing w:line="276" w:lineRule="exact"/>
+              <w:ind w:right="101"/>
+              <w:jc w:val="both"/>
+              <w:rPr>
+                <w:sz w:val="24"/>
+              </w:rPr>
+            </w:pPr>
+            <w:r>
+              <w:rPr>
+                <w:sz w:val="24"/>
+              </w:rPr>
+              <w:t>Консультация</w:t>
+            </w:r>
+          </w:p>
+        </w:tc>
+        <w:tc>
+          <w:tcPr>
+            <w:tcW w:w="2265" w:type="dxa"/>
+          </w:tcPr>
+          <w:p>
+            <w:pPr>
+              <w:pStyle w:val="TableParagraph"/>
+              <w:spacing w:line="275" w:lineRule="exact"/>
+              <w:ind w:left="105"/>
+              <w:rPr>
+                <w:spacing w:val="-2"/>
+                <w:sz w:val="24"/>
+              </w:rPr>
+            </w:pPr>
+            <w:r>
+              <w:rPr>
+                <w:spacing w:val="-2"/>
+                <w:sz w:val="24"/>
+              </w:rPr>
+              <w:t xml:space="preserve">Многие </w:t>
+            </w:r>
+            <w:r>
+              <w:rPr>
+                <w:spacing w:val="-2"/>
+                <w:sz w:val="24"/>
+              </w:rPr>
+              <w:t>ко многим</w:t>
+            </w:r>
+          </w:p>
+        </w:tc>
+        <w:tc>
+          <w:tcPr>
+            <w:tcW w:w="2559" w:type="dxa"/>
+          </w:tcPr>
+          <w:p>
+            <w:pPr>
+              <w:pStyle w:val="TableParagraph"/>
+              <w:spacing w:line="276" w:lineRule="exact"/>
+              <w:ind w:right="101"/>
+              <w:jc w:val="both"/>
+              <w:rPr>
+                <w:sz w:val="24"/>
+              </w:rPr>
+            </w:pPr>
+            <w:r>
+              <w:rPr>
+                <w:sz w:val="24"/>
+              </w:rPr>
+              <w:t>Один пользователь может записаться на множество</w:t>
+            </w:r>
+            <w:r>
+              <w:rPr>
+                <w:sz w:val="24"/>
+              </w:rPr>
+              <w:t xml:space="preserve"> консультаций. Консультация может иметь в своём составе множество пользователей</w:t>
+            </w:r>
+          </w:p>
+        </w:tc>
+      </w:tr>
+      <w:tr>
+        <w:tc>
+          <w:tcPr>
+            <w:tcW w:w="2265" w:type="dxa"/>
+            <w:vMerge/>
+          </w:tcPr>
+          <w:p>
+            <w:pPr>
+              <w:pStyle w:val="TableParagraph"/>
+              <w:spacing w:line="275" w:lineRule="exact"/>
+              <w:ind w:left="105"/>
+              <w:rPr>
+                <w:spacing w:val="-2"/>
+                <w:sz w:val="24"/>
+              </w:rPr>
+            </w:pPr>
+          </w:p>
+        </w:tc>
+        <w:tc>
+          <w:tcPr>
+            <w:tcW w:w="2559" w:type="dxa"/>
+          </w:tcPr>
+          <w:p>
+            <w:pPr>
+              <w:pStyle w:val="TableParagraph"/>
+              <w:spacing w:line="276" w:lineRule="exact"/>
+              <w:ind w:right="101"/>
+              <w:jc w:val="both"/>
+              <w:rPr>
+                <w:sz w:val="24"/>
+              </w:rPr>
+            </w:pPr>
+            <w:r>
+              <w:rPr>
+                <w:sz w:val="24"/>
+              </w:rPr>
+              <w:t>Курс</w:t>
+            </w:r>
+          </w:p>
+        </w:tc>
+        <w:tc>
+          <w:tcPr>
+            <w:tcW w:w="2265" w:type="dxa"/>
+          </w:tcPr>
+          <w:p>
+            <w:pPr>
+              <w:pStyle w:val="TableParagraph"/>
+              <w:spacing w:line="275" w:lineRule="exact"/>
+              <w:ind w:left="105"/>
+              <w:rPr>
+                <w:spacing w:val="-2"/>
+                <w:sz w:val="24"/>
+              </w:rPr>
+            </w:pPr>
+            <w:r>
+              <w:rPr>
+                <w:spacing w:val="-2"/>
+                <w:sz w:val="24"/>
+              </w:rPr>
+              <w:t>Многие</w:t>
+            </w:r>
+            <w:r>
+              <w:rPr>
+                <w:spacing w:val="-2"/>
+                <w:sz w:val="24"/>
+              </w:rPr>
+              <w:t xml:space="preserve"> ко многим</w:t>
+            </w:r>
+          </w:p>
+        </w:tc>
+        <w:tc>
+          <w:tcPr>
+            <w:tcW w:w="2559" w:type="dxa"/>
+          </w:tcPr>
+          <w:p>
+            <w:pPr>
+              <w:pStyle w:val="TableParagraph"/>
+              <w:spacing w:line="276" w:lineRule="exact"/>
+              <w:ind w:right="101"/>
+              <w:jc w:val="both"/>
+              <w:rPr>
+                <w:sz w:val="24"/>
+              </w:rPr>
+            </w:pPr>
+            <w:r>
+              <w:rPr>
+                <w:sz w:val="24"/>
+              </w:rPr>
+              <w:t xml:space="preserve">Один пользователь может записаться на множество </w:t>
+            </w:r>
+            <w:r>
+              <w:rPr>
+                <w:sz w:val="24"/>
+              </w:rPr>
+              <w:t>курсов</w:t>
+            </w:r>
+            <w:r>
+              <w:rPr>
+                <w:sz w:val="24"/>
+              </w:rPr>
+              <w:t>.</w:t>
+            </w:r>
+            <w:r>
+              <w:rPr>
+                <w:sz w:val="24"/>
+              </w:rPr>
+              <w:t xml:space="preserve"> Один курс может иметь в своём составе множество пользователей</w:t>
+            </w:r>
+            <w:bookmarkStart w:id="2" w:name="_GoBack"/>
+            <w:bookmarkEnd w:id="2"/>
           </w:p>
         </w:tc>
       </w:tr>
@@ -3329,7 +3488,7 @@
     </w:p>
     <w:p/>
     <w:sectPr>
-      <w:footerReference w:type="default" r:id="rId7"/>
+      <w:footerReference w:type="default" r:id="rId9"/>
       <w:pgSz w:w="11906" w:h="16838"/>
       <w:pgMar w:top="1134" w:right="850" w:bottom="1134" w:left="1701" w:header="708" w:footer="708" w:gutter="0"/>
       <w:cols w:space="708"/>
@@ -3338,6 +3497,31 @@
     </w:sectPr>
   </w:body>
 </w:document>
+</file>
+
+<file path=word/endnotes.xml><?xml version="1.0" encoding="utf-8"?>
+<w:endnotes xmlns:wpc="http://schemas.microsoft.com/office/word/2010/wordprocessingCanvas" xmlns:mc="http://schemas.openxmlformats.org/markup-compatibility/2006" xmlns:o="urn:schemas-microsoft-com:office:office" xmlns:r="http://schemas.openxmlformats.org/officeDocument/2006/relationships" xmlns:m="http://schemas.openxmlformats.org/officeDocument/2006/math" xmlns:v="urn:schemas-microsoft-com:vml" xmlns:wp14="http://schemas.microsoft.com/office/word/2010/wordprocessingDrawing" xmlns:wp="http://schemas.openxmlformats.org/drawingml/2006/wordprocessingDrawing" xmlns:w10="urn:schemas-microsoft-com:office:word" xmlns:w="http://schemas.openxmlformats.org/wordprocessingml/2006/main" xmlns:w14="http://schemas.microsoft.com/office/word/2010/wordml" xmlns:w15="http://schemas.microsoft.com/office/word/2012/wordml" xmlns:wpg="http://schemas.microsoft.com/office/word/2010/wordprocessingGroup" xmlns:wpi="http://schemas.microsoft.com/office/word/2010/wordprocessingInk" xmlns:wne="http://schemas.microsoft.com/office/word/2006/wordml" xmlns:wps="http://schemas.microsoft.com/office/word/2010/wordprocessingShape" mc:Ignorable="w14 w15 wp14">
+  <w:endnote w:type="separator" w:id="-1">
+    <w:p>
+      <w:pPr>
+        <w:spacing w:after="0" w:line="240" w:lineRule="auto"/>
+      </w:pPr>
+      <w:r>
+        <w:separator/>
+      </w:r>
+    </w:p>
+  </w:endnote>
+  <w:endnote w:type="continuationSeparator" w:id="0">
+    <w:p>
+      <w:pPr>
+        <w:spacing w:after="0" w:line="240" w:lineRule="auto"/>
+      </w:pPr>
+      <w:r>
+        <w:continuationSeparator/>
+      </w:r>
+    </w:p>
+  </w:endnote>
+</w:endnotes>
 </file>
 
 <file path=word/footer1.xml><?xml version="1.0" encoding="utf-8"?>
@@ -3361,10 +3545,7 @@
           <w:fldChar w:fldCharType="begin"/>
         </w:r>
         <w:r>
-          <w:instrText xml:space="preserve">PAGE   \* </w:instrText>
-        </w:r>
-        <w:r>
-          <w:instrText>MERGEFORMAT</w:instrText>
+          <w:instrText>PAGE   \* MERGEFORMAT</w:instrText>
         </w:r>
         <w:r>
           <w:fldChar w:fldCharType="separate"/>
@@ -3373,7 +3554,7 @@
           <w:rPr>
             <w:noProof/>
           </w:rPr>
-          <w:t>2</w:t>
+          <w:t>5</w:t>
         </w:r>
         <w:r>
           <w:fldChar w:fldCharType="end"/>
@@ -3382,6 +3563,31 @@
     </w:sdtContent>
   </w:sdt>
 </w:ftr>
+</file>
+
+<file path=word/footnotes.xml><?xml version="1.0" encoding="utf-8"?>
+<w:footnotes xmlns:wpc="http://schemas.microsoft.com/office/word/2010/wordprocessingCanvas" xmlns:mc="http://schemas.openxmlformats.org/markup-compatibility/2006" xmlns:o="urn:schemas-microsoft-com:office:office" xmlns:r="http://schemas.openxmlformats.org/officeDocument/2006/relationships" xmlns:m="http://schemas.openxmlformats.org/officeDocument/2006/math" xmlns:v="urn:schemas-microsoft-com:vml" xmlns:wp14="http://schemas.microsoft.com/office/word/2010/wordprocessingDrawing" xmlns:wp="http://schemas.openxmlformats.org/drawingml/2006/wordprocessingDrawing" xmlns:w10="urn:schemas-microsoft-com:office:word" xmlns:w="http://schemas.openxmlformats.org/wordprocessingml/2006/main" xmlns:w14="http://schemas.microsoft.com/office/word/2010/wordml" xmlns:w15="http://schemas.microsoft.com/office/word/2012/wordml" xmlns:wpg="http://schemas.microsoft.com/office/word/2010/wordprocessingGroup" xmlns:wpi="http://schemas.microsoft.com/office/word/2010/wordprocessingInk" xmlns:wne="http://schemas.microsoft.com/office/word/2006/wordml" xmlns:wps="http://schemas.microsoft.com/office/word/2010/wordprocessingShape" mc:Ignorable="w14 w15 wp14">
+  <w:footnote w:type="separator" w:id="-1">
+    <w:p>
+      <w:pPr>
+        <w:spacing w:after="0" w:line="240" w:lineRule="auto"/>
+      </w:pPr>
+      <w:r>
+        <w:separator/>
+      </w:r>
+    </w:p>
+  </w:footnote>
+  <w:footnote w:type="continuationSeparator" w:id="0">
+    <w:p>
+      <w:pPr>
+        <w:spacing w:after="0" w:line="240" w:lineRule="auto"/>
+      </w:pPr>
+      <w:r>
+        <w:continuationSeparator/>
+      </w:r>
+    </w:p>
+  </w:footnote>
+</w:footnotes>
 </file>
 
 <file path=word/numbering.xml><?xml version="1.0" encoding="utf-8"?>

--- a/ПБД/прак_5/ИКБО-20-23 Кузнецов Л. А. ПБД прак 5.docx
+++ b/ПБД/прак_5/ИКБО-20-23 Кузнецов Л. А. ПБД прак 5.docx
@@ -1675,9 +1675,9 @@
       </w:pPr>
       <w:r>
         <w:drawing>
-          <wp:inline distT="0" distB="0" distL="0" distR="0" wp14:anchorId="26BB3E16" wp14:editId="706ED8E5">
-            <wp:extent cx="5054842" cy="3859618"/>
-            <wp:effectExtent l="0" t="0" r="0" b="7620"/>
+          <wp:inline distT="0" distB="0" distL="0" distR="0" wp14:anchorId="7ECA9362" wp14:editId="3E144E40">
+            <wp:extent cx="5038261" cy="3800104"/>
+            <wp:effectExtent l="0" t="0" r="0" b="0"/>
             <wp:docPr id="1" name="Рисунок 1"/>
             <wp:cNvGraphicFramePr>
               <a:graphicFrameLocks xmlns:a="http://schemas.openxmlformats.org/drawingml/2006/main" noChangeAspect="1"/>
@@ -1698,7 +1698,7 @@
                   <pic:spPr>
                     <a:xfrm>
                       <a:off x="0" y="0"/>
-                      <a:ext cx="5068231" cy="3869841"/>
+                      <a:ext cx="5056270" cy="3813687"/>
                     </a:xfrm>
                     <a:prstGeom prst="rect">
                       <a:avLst/>
@@ -1719,6 +1719,8 @@
       <w:r>
         <w:t>Рисунок 1 – Концептуальная схема данных</w:t>
       </w:r>
+      <w:bookmarkStart w:id="2" w:name="_GoBack"/>
+      <w:bookmarkEnd w:id="2"/>
     </w:p>
     <w:p>
       <w:r>
@@ -2320,7 +2322,7 @@
               <w:rPr>
                 <w:sz w:val="24"/>
               </w:rPr>
-              <w:t>Преподаватель</w:t>
+              <w:t>Сотрудник</w:t>
             </w:r>
           </w:p>
         </w:tc>
@@ -2341,14 +2343,7 @@
               <w:rPr>
                 <w:sz w:val="24"/>
               </w:rPr>
-              <w:t>Консультация</w:t>
-            </w:r>
-            <w:r>
-              <w:rPr>
-                <w:spacing w:val="-4"/>
-                <w:sz w:val="24"/>
-              </w:rPr>
-              <w:t xml:space="preserve"> </w:t>
+              <w:t>Должность</w:t>
             </w:r>
           </w:p>
         </w:tc>
@@ -2370,7 +2365,13 @@
               <w:rPr>
                 <w:sz w:val="24"/>
               </w:rPr>
-              <w:t>Один ко многим</w:t>
+              <w:t>Один к</w:t>
+            </w:r>
+            <w:r>
+              <w:rPr>
+                <w:sz w:val="24"/>
+              </w:rPr>
+              <w:t>о многим</w:t>
             </w:r>
           </w:p>
         </w:tc>
@@ -2391,7 +2392,19 @@
               <w:rPr>
                 <w:sz w:val="24"/>
               </w:rPr>
-              <w:t>Один преподаватель может участвовать в нескольких консультациях. На консультации может присутствовать только один преподаватель</w:t>
+              <w:t xml:space="preserve">Сотрудник может иметь только одну должность. </w:t>
+            </w:r>
+            <w:r>
+              <w:rPr>
+                <w:sz w:val="24"/>
+              </w:rPr>
+              <w:t>Должность может относиться ко многим сотрудника</w:t>
+            </w:r>
+            <w:r>
+              <w:rPr>
+                <w:sz w:val="24"/>
+              </w:rPr>
+              <w:t>м</w:t>
             </w:r>
           </w:p>
         </w:tc>
@@ -2431,7 +2444,7 @@
               <w:rPr>
                 <w:sz w:val="24"/>
               </w:rPr>
-              <w:t>Должность преподавателя</w:t>
+              <w:t>Чат поддержки</w:t>
             </w:r>
           </w:p>
         </w:tc>
@@ -2453,7 +2466,7 @@
               <w:rPr>
                 <w:sz w:val="24"/>
               </w:rPr>
-              <w:t>Один ко многим</w:t>
+              <w:t>Многие ко многим</w:t>
             </w:r>
           </w:p>
         </w:tc>
@@ -2464,7 +2477,7 @@
           <w:p>
             <w:pPr>
               <w:pStyle w:val="TableParagraph"/>
-              <w:spacing w:line="257" w:lineRule="exact"/>
+              <w:spacing w:line="275" w:lineRule="exact"/>
               <w:jc w:val="both"/>
               <w:rPr>
                 <w:sz w:val="24"/>
@@ -2474,32 +2487,14 @@
               <w:rPr>
                 <w:sz w:val="24"/>
               </w:rPr>
-              <w:t>Преподаватель может иметь только одну</w:t>
-            </w:r>
-            <w:r>
-              <w:rPr>
-                <w:sz w:val="24"/>
-              </w:rPr>
-              <w:t xml:space="preserve"> </w:t>
+              <w:t xml:space="preserve">Сотрудник может находиться во множестве чатов </w:t>
             </w:r>
             <w:r>
               <w:rPr>
                 <w:sz w:val="24"/>
               </w:rPr>
               <w:lastRenderedPageBreak/>
-              <w:t xml:space="preserve">должность. </w:t>
-            </w:r>
-            <w:r>
-              <w:rPr>
-                <w:sz w:val="24"/>
-              </w:rPr>
-              <w:t xml:space="preserve">Должность </w:t>
-            </w:r>
-            <w:r>
-              <w:rPr>
-                <w:sz w:val="24"/>
-              </w:rPr>
-              <w:t>может относиться ко многим преподавателям</w:t>
+              <w:t>поддержки. Чат поддержки может содержать множество сотрудников</w:t>
             </w:r>
           </w:p>
         </w:tc>
@@ -2525,7 +2520,7 @@
                 <w:sz w:val="24"/>
               </w:rPr>
               <w:lastRenderedPageBreak/>
-              <w:t>Сотрудник</w:t>
+              <w:t>Чат поддержки</w:t>
             </w:r>
           </w:p>
         </w:tc>
@@ -2536,7 +2531,8 @@
           <w:p>
             <w:pPr>
               <w:pStyle w:val="TableParagraph"/>
-              <w:spacing w:line="257" w:lineRule="exact"/>
+              <w:spacing w:line="276" w:lineRule="exact"/>
+              <w:ind w:right="111"/>
               <w:jc w:val="both"/>
               <w:rPr>
                 <w:sz w:val="24"/>
@@ -2546,7 +2542,7 @@
               <w:rPr>
                 <w:sz w:val="24"/>
               </w:rPr>
-              <w:t>Должность сотрудника</w:t>
+              <w:t>Сообщение</w:t>
             </w:r>
           </w:p>
         </w:tc>
@@ -2568,166 +2564,7 @@
               <w:rPr>
                 <w:sz w:val="24"/>
               </w:rPr>
-              <w:t>Один к</w:t>
-            </w:r>
-            <w:r>
-              <w:rPr>
-                <w:sz w:val="24"/>
-              </w:rPr>
-              <w:t xml:space="preserve">о </w:t>
-            </w:r>
-            <w:r>
-              <w:rPr>
-                <w:sz w:val="24"/>
-              </w:rPr>
-              <w:t>многим</w:t>
-            </w:r>
-          </w:p>
-        </w:tc>
-        <w:tc>
-          <w:tcPr>
-            <w:tcW w:w="2559" w:type="dxa"/>
-          </w:tcPr>
-          <w:p>
-            <w:pPr>
-              <w:pStyle w:val="TableParagraph"/>
-              <w:spacing w:line="257" w:lineRule="exact"/>
-              <w:jc w:val="both"/>
-              <w:rPr>
-                <w:sz w:val="24"/>
-              </w:rPr>
-            </w:pPr>
-            <w:r>
-              <w:rPr>
-                <w:sz w:val="24"/>
-              </w:rPr>
-              <w:t xml:space="preserve">Сотрудник может иметь только одну должность. </w:t>
-            </w:r>
-            <w:r>
-              <w:rPr>
-                <w:sz w:val="24"/>
-              </w:rPr>
-              <w:t xml:space="preserve">Должность может относиться ко многим </w:t>
-            </w:r>
-            <w:r>
-              <w:rPr>
-                <w:sz w:val="24"/>
-              </w:rPr>
-              <w:t>сотрудника</w:t>
-            </w:r>
-            <w:r>
-              <w:rPr>
-                <w:sz w:val="24"/>
-              </w:rPr>
-              <w:t>м</w:t>
-            </w:r>
-          </w:p>
-        </w:tc>
-      </w:tr>
-      <w:tr>
-        <w:tc>
-          <w:tcPr>
-            <w:tcW w:w="2265" w:type="dxa"/>
-            <w:vMerge/>
-          </w:tcPr>
-          <w:p>
-            <w:pPr>
-              <w:pStyle w:val="TableParagraph"/>
-              <w:spacing w:line="275" w:lineRule="exact"/>
-              <w:ind w:left="105"/>
-              <w:jc w:val="both"/>
-              <w:rPr>
-                <w:sz w:val="24"/>
-              </w:rPr>
-            </w:pPr>
-          </w:p>
-        </w:tc>
-        <w:tc>
-          <w:tcPr>
-            <w:tcW w:w="2559" w:type="dxa"/>
-          </w:tcPr>
-          <w:p>
-            <w:pPr>
-              <w:pStyle w:val="TableParagraph"/>
-              <w:spacing w:line="257" w:lineRule="exact"/>
-              <w:jc w:val="both"/>
-              <w:rPr>
-                <w:sz w:val="24"/>
-              </w:rPr>
-            </w:pPr>
-            <w:r>
-              <w:rPr>
-                <w:sz w:val="24"/>
-              </w:rPr>
-              <w:t>Чат поддержки</w:t>
-            </w:r>
-          </w:p>
-        </w:tc>
-        <w:tc>
-          <w:tcPr>
-            <w:tcW w:w="2265" w:type="dxa"/>
-          </w:tcPr>
-          <w:p>
-            <w:pPr>
-              <w:pStyle w:val="TableParagraph"/>
-              <w:spacing w:line="275" w:lineRule="exact"/>
-              <w:ind w:left="105"/>
-              <w:jc w:val="both"/>
-              <w:rPr>
-                <w:sz w:val="24"/>
-              </w:rPr>
-            </w:pPr>
-            <w:r>
-              <w:rPr>
-                <w:sz w:val="24"/>
-              </w:rPr>
-              <w:t>Многие ко многим</w:t>
-            </w:r>
-          </w:p>
-        </w:tc>
-        <w:tc>
-          <w:tcPr>
-            <w:tcW w:w="2559" w:type="dxa"/>
-          </w:tcPr>
-          <w:p>
-            <w:pPr>
-              <w:pStyle w:val="TableParagraph"/>
-              <w:spacing w:line="275" w:lineRule="exact"/>
-              <w:jc w:val="both"/>
-              <w:rPr>
-                <w:sz w:val="24"/>
-              </w:rPr>
-            </w:pPr>
-            <w:r>
-              <w:rPr>
-                <w:sz w:val="24"/>
-              </w:rPr>
-              <w:t>Сотрудник может находиться во множестве чатов поддержки. Чат поддержки может содержать множество сотрудников</w:t>
-            </w:r>
-          </w:p>
-        </w:tc>
-      </w:tr>
-      <w:tr>
-        <w:tc>
-          <w:tcPr>
-            <w:tcW w:w="2265" w:type="dxa"/>
-            <w:vMerge w:val="restart"/>
-          </w:tcPr>
-          <w:p>
-            <w:pPr>
-              <w:pStyle w:val="TableParagraph"/>
-              <w:spacing w:line="275" w:lineRule="exact"/>
-              <w:ind w:left="105"/>
-              <w:jc w:val="both"/>
-              <w:rPr>
-                <w:sz w:val="24"/>
-              </w:rPr>
-            </w:pPr>
-            <w:r>
-              <w:rPr>
-                <w:sz w:val="24"/>
-              </w:rPr>
-              <w:t>Чат поддержки</w:t>
+              <w:t>Один ко многим</w:t>
             </w:r>
           </w:p>
         </w:tc>
@@ -2749,50 +2586,6 @@
               <w:rPr>
                 <w:sz w:val="24"/>
               </w:rPr>
-              <w:t>Сообщение</w:t>
-            </w:r>
-          </w:p>
-        </w:tc>
-        <w:tc>
-          <w:tcPr>
-            <w:tcW w:w="2265" w:type="dxa"/>
-          </w:tcPr>
-          <w:p>
-            <w:pPr>
-              <w:pStyle w:val="TableParagraph"/>
-              <w:spacing w:line="275" w:lineRule="exact"/>
-              <w:ind w:left="105"/>
-              <w:jc w:val="both"/>
-              <w:rPr>
-                <w:sz w:val="24"/>
-              </w:rPr>
-            </w:pPr>
-            <w:r>
-              <w:rPr>
-                <w:sz w:val="24"/>
-              </w:rPr>
-              <w:t>Один ко многим</w:t>
-            </w:r>
-          </w:p>
-        </w:tc>
-        <w:tc>
-          <w:tcPr>
-            <w:tcW w:w="2559" w:type="dxa"/>
-          </w:tcPr>
-          <w:p>
-            <w:pPr>
-              <w:pStyle w:val="TableParagraph"/>
-              <w:spacing w:line="276" w:lineRule="exact"/>
-              <w:ind w:right="111"/>
-              <w:jc w:val="both"/>
-              <w:rPr>
-                <w:sz w:val="24"/>
-              </w:rPr>
-            </w:pPr>
-            <w:r>
-              <w:rPr>
-                <w:sz w:val="24"/>
-              </w:rPr>
               <w:t>Чат поддержки может содержать множество сообщений. Одно сообщение относится исключительно к одному чату поддержки</w:t>
             </w:r>
           </w:p>
@@ -3057,14 +2850,7 @@
               <w:rPr>
                 <w:sz w:val="24"/>
               </w:rPr>
-              <w:t xml:space="preserve">Пользователь может участвовать во множестве транзакций одновременно. Одна транзакция относиться исключительно к </w:t>
-            </w:r>
-            <w:r>
-              <w:rPr>
-                <w:sz w:val="24"/>
-              </w:rPr>
-              <w:lastRenderedPageBreak/>
-              <w:t>одному пользователю</w:t>
+              <w:t>Пользователь может участвовать во множестве транзакций одновременно. Одна транзакция относиться исключительно к одному пользователю</w:t>
             </w:r>
           </w:p>
         </w:tc>
@@ -3249,7 +3035,14 @@
               <w:rPr>
                 <w:sz w:val="24"/>
               </w:rPr>
-              <w:t xml:space="preserve"> консультаций. Консультация может иметь в своём составе множество пользователей</w:t>
+              <w:t xml:space="preserve"> </w:t>
+            </w:r>
+            <w:r>
+              <w:rPr>
+                <w:sz w:val="24"/>
+              </w:rPr>
+              <w:lastRenderedPageBreak/>
+              <w:t>консультаций. Консультация может иметь в своём составе множество пользователей</w:t>
             </w:r>
           </w:p>
         </w:tc>
@@ -3342,28 +3135,8 @@
               <w:rPr>
                 <w:sz w:val="24"/>
               </w:rPr>
-              <w:t xml:space="preserve">Один пользователь может записаться на множество </w:t>
-            </w:r>
-            <w:r>
-              <w:rPr>
-                <w:sz w:val="24"/>
-              </w:rPr>
-              <w:t>курсов</w:t>
-            </w:r>
-            <w:r>
-              <w:rPr>
-                <w:sz w:val="24"/>
-              </w:rPr>
-              <w:t>.</w:t>
-            </w:r>
-            <w:r>
-              <w:rPr>
-                <w:sz w:val="24"/>
-              </w:rPr>
-              <w:t xml:space="preserve"> Один курс может иметь в своём составе множество пользователей</w:t>
-            </w:r>
-            <w:bookmarkStart w:id="2" w:name="_GoBack"/>
-            <w:bookmarkEnd w:id="2"/>
+              <w:t>Один пользователь может записаться на множество курсов. Один курс может иметь в своём составе множество пользователей</w:t>
+            </w:r>
           </w:p>
         </w:tc>
       </w:tr>
@@ -3554,7 +3327,7 @@
           <w:rPr>
             <w:noProof/>
           </w:rPr>
-          <w:t>5</w:t>
+          <w:t>6</w:t>
         </w:r>
         <w:r>
           <w:fldChar w:fldCharType="end"/>
